--- a/1952.3/1952年3月，与李讷等人的谈话__LLM初注.docx
+++ b/1952.3/1952年3月，与李讷等人的谈话__LLM初注.docx
@@ -376,13 +376,23 @@
       </w:r>
     </w:p>
     <w:p>
+      <w:commentRangeStart w:id="0"/>
       <w:r>
         <w:t>1. 【需核】翟作军在毛泽东身边工作的具体时段和离开后的去向需要核查。</w:t>
       </w:r>
-    </w:p>
-    <w:p>
+      <w:commentRangeEnd w:id="0"/>
+      <w:r>
+        <w:commentReference w:id="0"/>
+      </w:r>
+    </w:p>
+    <w:p>
+      <w:commentRangeStart w:id="1"/>
       <w:r>
         <w:t>2. 【需核】毛远新回到北京的具体时间和背景需要核实。</w:t>
+      </w:r>
+      <w:commentRangeEnd w:id="1"/>
+      <w:r>
+        <w:commentReference w:id="1"/>
       </w:r>
     </w:p>
     <w:sectPr>
@@ -398,6 +408,25 @@
     </w:sectPr>
   </w:body>
 </w:document>
+</file>
+
+<file path=word/comments.xml><?xml version="1.0" encoding="utf-8"?>
+<w:comments xmlns:w="http://schemas.openxmlformats.org/wordprocessingml/2006/main">
+  <w:comment w:id="0" w:author="LLM初注待核" w:date="2026-07-05T15:07:27Z">
+    <w:p>
+      <w:r>
+        <w:t>【需核】翟作军在毛泽东身边工作的具体时段和离开后的去向需要核查。</w:t>
+      </w:r>
+    </w:p>
+  </w:comment>
+  <w:comment w:id="1" w:author="LLM初注待核" w:date="2026-07-05T15:07:27Z">
+    <w:p>
+      <w:r>
+        <w:t>【需核】毛远新回到北京的具体时间和背景需要核实。</w:t>
+      </w:r>
+    </w:p>
+  </w:comment>
+</w:comments>
 </file>
 
 <file path=word/footer1.xml><?xml version="1.0" encoding="utf-8"?>

--- a/1952.3/1952年3月，与李讷等人的谈话__LLM初注.docx
+++ b/1952.3/1952年3月，与李讷等人的谈话__LLM初注.docx
@@ -382,6 +382,9 @@
       </w:r>
       <w:commentRangeEnd w:id="0"/>
       <w:r>
+        <w:rPr>
+          <w:rStyle w:val="CommentReference"/>
+        </w:rPr>
         <w:commentReference w:id="0"/>
       </w:r>
     </w:p>
@@ -392,6 +395,9 @@
       </w:r>
       <w:commentRangeEnd w:id="1"/>
       <w:r>
+        <w:rPr>
+          <w:rStyle w:val="CommentReference"/>
+        </w:rPr>
         <w:commentReference w:id="1"/>
       </w:r>
     </w:p>
@@ -414,6 +420,9 @@
 <w:comments xmlns:w="http://schemas.openxmlformats.org/wordprocessingml/2006/main">
   <w:comment w:id="0" w:author="LLM初注待核" w:date="2026-07-05T15:07:27Z">
     <w:p>
+      <w:pPr>
+        <w:pStyle w:val="CommentText"/>
+      </w:pPr>
       <w:r>
         <w:t>【需核】翟作军在毛泽东身边工作的具体时段和离开后的去向需要核查。</w:t>
       </w:r>
@@ -421,6 +430,9 @@
   </w:comment>
   <w:comment w:id="1" w:author="LLM初注待核" w:date="2026-07-05T15:07:27Z">
     <w:p>
+      <w:pPr>
+        <w:pStyle w:val="CommentText"/>
+      </w:pPr>
       <w:r>
         <w:t>【需核】毛远新回到北京的具体时间和背景需要核实。</w:t>
       </w:r>

--- a/1952.3/1952年3月，与李讷等人的谈话__LLM初注.docx
+++ b/1952.3/1952年3月，与李讷等人的谈话__LLM初注.docx
@@ -41,11 +41,20 @@
       <w:r>
         <w:rPr>
           <w:rStyle w:val="FootnoteReference"/>
-        </w:rPr>
+          <w:vertAlign w:val="superscript"/>
+        </w:rPr>
+        <w:t>[</w:t>
         <w:footnoteReference w:id="4"/>
-      </w:r>
-      <w:r>
-        <w:rPr/>
+        <w:t>]</w:t>
+      </w:r>
+      <w:r>
+        <w:rPr>
+          <w:rFonts w:hint="eastAsia" w:ascii="黑体" w:hAnsi="黑体" w:eastAsia="黑体" w:cs="黑体"/>
+          <w:sz w:val="44"/>
+          <w:szCs w:val="44"/>
+          <w:vertAlign w:val="baseline"/>
+          <w:lang w:val="en-US" w:eastAsia="zh-CN"/>
+        </w:rPr>
         <w:t xml:space="preserve">等人的谈话</w:t>
       </w:r>
       <w:bookmarkEnd w:id="0"/>
@@ -61,13 +70,16 @@
       </w:r>
       <w:r>
         <w:rPr>
+          <w:rStyle w:val="FootnoteReference"/>
           <w:rFonts w:hint="eastAsia" w:ascii="仿宋" w:hAnsi="仿宋" w:eastAsia="仿宋" w:cs="仿宋"/>
           <w:sz w:val="36"/>
           <w:szCs w:val="36"/>
           <w:vertAlign w:val="superscript"/>
           <w:lang w:val="en-US" w:eastAsia="zh-CN"/>
         </w:rPr>
+        <w:t>[</w:t>
         <w:footnoteReference w:id="0"/>
+        <w:t>]</w:t>
       </w:r>
       <w:r>
         <w:rPr>
@@ -160,41 +172,69 @@
       <w:r>
         <w:rPr>
           <w:rStyle w:val="FootnoteReference"/>
-        </w:rPr>
+          <w:vertAlign w:val="superscript"/>
+        </w:rPr>
+        <w:t>[</w:t>
         <w:footnoteReference w:id="5"/>
-      </w:r>
-      <w:r>
-        <w:rPr/>
+        <w:t>]</w:t>
+      </w:r>
+      <w:r>
+        <w:rPr>
+          <w:rFonts w:hint="eastAsia" w:ascii="仿宋" w:hAnsi="仿宋" w:eastAsia="仿宋"/>
+          <w:sz w:val="32"/>
+          <w:szCs w:val="32"/>
+        </w:rPr>
         <w:t>来看望毛泽东。江青</w:t>
       </w:r>
       <w:r>
         <w:rPr>
           <w:rStyle w:val="FootnoteReference"/>
-        </w:rPr>
+          <w:vertAlign w:val="superscript"/>
+        </w:rPr>
+        <w:t>[</w:t>
         <w:footnoteReference w:id="6"/>
-      </w:r>
-      <w:r>
-        <w:rPr/>
+        <w:t>]</w:t>
+      </w:r>
+      <w:r>
+        <w:rPr>
+          <w:rFonts w:hint="eastAsia" w:ascii="仿宋" w:hAnsi="仿宋" w:eastAsia="仿宋"/>
+          <w:sz w:val="32"/>
+          <w:szCs w:val="32"/>
+        </w:rPr>
         <w:t>正在和毛远新</w:t>
       </w:r>
       <w:r>
         <w:rPr>
           <w:rStyle w:val="FootnoteReference"/>
-        </w:rPr>
+          <w:vertAlign w:val="superscript"/>
+        </w:rPr>
+        <w:t>[</w:t>
         <w:footnoteReference w:id="7"/>
-      </w:r>
-      <w:r>
-        <w:rPr/>
+        <w:t>]</w:t>
+      </w:r>
+      <w:r>
+        <w:rPr>
+          <w:rFonts w:hint="eastAsia" w:ascii="仿宋" w:hAnsi="仿宋" w:eastAsia="仿宋"/>
+          <w:sz w:val="32"/>
+          <w:szCs w:val="32"/>
+        </w:rPr>
         <w:t>打牌，马上放下手中的牌，热情地欢迎翟作军的到来，她还叫来12岁的李讷和15岁的李敏</w:t>
       </w:r>
       <w:r>
         <w:rPr>
           <w:rStyle w:val="FootnoteReference"/>
-        </w:rPr>
+          <w:vertAlign w:val="superscript"/>
+        </w:rPr>
+        <w:t>[</w:t>
         <w:footnoteReference w:id="8"/>
-      </w:r>
-      <w:r>
-        <w:rPr/>
+        <w:t>]</w:t>
+      </w:r>
+      <w:r>
+        <w:rPr>
+          <w:rFonts w:hint="eastAsia" w:ascii="仿宋" w:hAnsi="仿宋" w:eastAsia="仿宋"/>
+          <w:sz w:val="32"/>
+          <w:szCs w:val="32"/>
+        </w:rPr>
         <w:t xml:space="preserve">，和客人见面问好。</w:t>
       </w:r>
       <w:r>

--- a/1952.3/1952年3月，与李讷等人的谈话__LLM初注.docx
+++ b/1952.3/1952年3月，与李讷等人的谈话__LLM初注.docx
@@ -43,9 +43,16 @@
           <w:rStyle w:val="FootnoteReference"/>
           <w:vertAlign w:val="superscript"/>
         </w:rPr>
-        <w:t>[</w:t>
+        <w:t>[1]</w:t>
+      </w:r>
+      <w:r>
+        <w:rPr>
+          <w:rStyle w:val="FootnoteReference"/>
+          <w:vertAlign w:val="superscript"/>
+          <w:vanish/>
+          <w:specVanish/>
+        </w:rPr>
         <w:footnoteReference w:id="4"/>
-        <w:t>]</w:t>
       </w:r>
       <w:r>
         <w:rPr>
@@ -60,36 +67,19 @@
       <w:bookmarkEnd w:id="0"/>
       <w:r>
         <w:rPr>
-          <w:rFonts w:hint="eastAsia" w:ascii="仿宋" w:hAnsi="仿宋" w:eastAsia="仿宋" w:cs="仿宋"/>
-          <w:sz w:val="36"/>
-          <w:szCs w:val="36"/>
+          <w:rStyle w:val="FootnoteReference"/>
           <w:vertAlign w:val="superscript"/>
-          <w:lang w:val="en-US" w:eastAsia="zh-CN"/>
-        </w:rPr>
-        <w:t>[</w:t>
-      </w:r>
-      <w:r>
-        <w:rPr>
-          <w:rStyle w:val="FootnoteReference"/>
-          <w:rFonts w:hint="eastAsia" w:ascii="仿宋" w:hAnsi="仿宋" w:eastAsia="仿宋" w:cs="仿宋"/>
-          <w:sz w:val="36"/>
-          <w:szCs w:val="36"/>
+        </w:rPr>
+        <w:t>[2]</w:t>
+      </w:r>
+      <w:r>
+        <w:rPr>
+          <w:rStyle w:val="FootnoteReference"/>
           <w:vertAlign w:val="superscript"/>
-          <w:lang w:val="en-US" w:eastAsia="zh-CN"/>
-        </w:rPr>
-        <w:t>[</w:t>
+          <w:vanish/>
+          <w:specVanish/>
+        </w:rPr>
         <w:footnoteReference w:id="0"/>
-        <w:t>]</w:t>
-      </w:r>
-      <w:r>
-        <w:rPr>
-          <w:rFonts w:hint="eastAsia" w:ascii="仿宋" w:hAnsi="仿宋" w:eastAsia="仿宋" w:cs="仿宋"/>
-          <w:sz w:val="36"/>
-          <w:szCs w:val="36"/>
-          <w:vertAlign w:val="superscript"/>
-          <w:lang w:val="en-US" w:eastAsia="zh-CN"/>
-        </w:rPr>
-        <w:t>]</w:t>
       </w:r>
     </w:p>
     <w:p>
@@ -174,9 +164,16 @@
           <w:rStyle w:val="FootnoteReference"/>
           <w:vertAlign w:val="superscript"/>
         </w:rPr>
-        <w:t>[</w:t>
+        <w:t>[3]</w:t>
+      </w:r>
+      <w:r>
+        <w:rPr>
+          <w:rStyle w:val="FootnoteReference"/>
+          <w:vertAlign w:val="superscript"/>
+          <w:vanish/>
+          <w:specVanish/>
+        </w:rPr>
         <w:footnoteReference w:id="5"/>
-        <w:t>]</w:t>
       </w:r>
       <w:r>
         <w:rPr>
@@ -191,9 +188,16 @@
           <w:rStyle w:val="FootnoteReference"/>
           <w:vertAlign w:val="superscript"/>
         </w:rPr>
-        <w:t>[</w:t>
+        <w:t>[4]</w:t>
+      </w:r>
+      <w:r>
+        <w:rPr>
+          <w:rStyle w:val="FootnoteReference"/>
+          <w:vertAlign w:val="superscript"/>
+          <w:vanish/>
+          <w:specVanish/>
+        </w:rPr>
         <w:footnoteReference w:id="6"/>
-        <w:t>]</w:t>
       </w:r>
       <w:r>
         <w:rPr>
@@ -208,9 +212,16 @@
           <w:rStyle w:val="FootnoteReference"/>
           <w:vertAlign w:val="superscript"/>
         </w:rPr>
-        <w:t>[</w:t>
+        <w:t>[5]</w:t>
+      </w:r>
+      <w:r>
+        <w:rPr>
+          <w:rStyle w:val="FootnoteReference"/>
+          <w:vertAlign w:val="superscript"/>
+          <w:vanish/>
+          <w:specVanish/>
+        </w:rPr>
         <w:footnoteReference w:id="7"/>
-        <w:t>]</w:t>
       </w:r>
       <w:r>
         <w:rPr>
@@ -225,9 +236,16 @@
           <w:rStyle w:val="FootnoteReference"/>
           <w:vertAlign w:val="superscript"/>
         </w:rPr>
-        <w:t>[</w:t>
+        <w:t>[6]</w:t>
+      </w:r>
+      <w:r>
+        <w:rPr>
+          <w:rStyle w:val="FootnoteReference"/>
+          <w:vertAlign w:val="superscript"/>
+          <w:vanish/>
+          <w:specVanish/>
+        </w:rPr>
         <w:footnoteReference w:id="8"/>
-        <w:t>]</w:t>
       </w:r>
       <w:r>
         <w:rPr>
@@ -612,13 +630,39 @@
       </w:pPr>
       <w:r>
         <w:rPr>
+          <w:rStyle w:val="FootnoteReference"/>
+        </w:rPr>
+        <w:t>[2]</w:t>
+      </w:r>
+      <w:r>
+        <w:rPr>
+          <w:rFonts w:hint="eastAsia" w:asciiTheme="minorEastAsia" w:hAnsiTheme="minorEastAsia" w:cstheme="minorBidi"/>
+          <w:kern w:val="2"/>
+          <w:sz w:val="21"/>
+          <w:szCs w:val="21"/>
+          <w:lang w:val="en-US" w:eastAsia="zh-CN" w:bidi="ar-SA"/>
+        </w:rPr>
+        <w:t>关于本文的真实性及时间还存在争议，《</w:t>
+      </w:r>
+      <w:r>
+        <w:rPr>
           <w:rFonts w:hint="eastAsia" w:asciiTheme="minorEastAsia" w:hAnsiTheme="minorEastAsia" w:eastAsiaTheme="minorEastAsia" w:cstheme="minorBidi"/>
           <w:kern w:val="2"/>
           <w:sz w:val="21"/>
           <w:szCs w:val="21"/>
           <w:lang w:val="en-US" w:eastAsia="zh-CN" w:bidi="ar-SA"/>
         </w:rPr>
-        <w:t>[</w:t>
+        <w:t>毛泽东年谱</w:t>
+      </w:r>
+      <w:r>
+        <w:rPr>
+          <w:rFonts w:hint="eastAsia" w:asciiTheme="minorEastAsia" w:hAnsiTheme="minorEastAsia" w:cstheme="minorBidi"/>
+          <w:kern w:val="2"/>
+          <w:sz w:val="21"/>
+          <w:szCs w:val="21"/>
+          <w:lang w:val="en-US" w:eastAsia="zh-CN" w:bidi="ar-SA"/>
+        </w:rPr>
+        <w:t>》中并未记载。</w:t>
       </w:r>
       <w:r>
         <w:rPr>
@@ -628,17 +672,7 @@
           <w:szCs w:val="21"/>
           <w:lang w:val="en-US" w:eastAsia="zh-CN" w:bidi="ar-SA"/>
         </w:rPr>
-        <w:footnoteRef/>
-      </w:r>
-      <w:r>
-        <w:rPr>
-          <w:rFonts w:hint="eastAsia" w:asciiTheme="minorEastAsia" w:hAnsiTheme="minorEastAsia" w:eastAsiaTheme="minorEastAsia" w:cstheme="minorBidi"/>
-          <w:kern w:val="2"/>
-          <w:sz w:val="21"/>
-          <w:szCs w:val="21"/>
-          <w:lang w:val="en-US" w:eastAsia="zh-CN" w:bidi="ar-SA"/>
-        </w:rPr>
-        <w:t>]</w:t>
+        <w:t>本文是根据</w:t>
       </w:r>
       <w:r>
         <w:rPr>
@@ -648,46 +682,6 @@
           <w:szCs w:val="21"/>
           <w:lang w:val="en-US" w:eastAsia="zh-CN" w:bidi="ar-SA"/>
         </w:rPr>
-        <w:t>关于本文的真实性及时间还存在争议，《</w:t>
-      </w:r>
-      <w:r>
-        <w:rPr>
-          <w:rFonts w:hint="eastAsia" w:asciiTheme="minorEastAsia" w:hAnsiTheme="minorEastAsia" w:eastAsiaTheme="minorEastAsia" w:cstheme="minorBidi"/>
-          <w:kern w:val="2"/>
-          <w:sz w:val="21"/>
-          <w:szCs w:val="21"/>
-          <w:lang w:val="en-US" w:eastAsia="zh-CN" w:bidi="ar-SA"/>
-        </w:rPr>
-        <w:t>毛泽东年谱</w:t>
-      </w:r>
-      <w:r>
-        <w:rPr>
-          <w:rFonts w:hint="eastAsia" w:asciiTheme="minorEastAsia" w:hAnsiTheme="minorEastAsia" w:cstheme="minorBidi"/>
-          <w:kern w:val="2"/>
-          <w:sz w:val="21"/>
-          <w:szCs w:val="21"/>
-          <w:lang w:val="en-US" w:eastAsia="zh-CN" w:bidi="ar-SA"/>
-        </w:rPr>
-        <w:t>》中并未记载。</w:t>
-      </w:r>
-      <w:r>
-        <w:rPr>
-          <w:rFonts w:hint="eastAsia" w:asciiTheme="minorEastAsia" w:hAnsiTheme="minorEastAsia" w:eastAsiaTheme="minorEastAsia" w:cstheme="minorBidi"/>
-          <w:kern w:val="2"/>
-          <w:sz w:val="21"/>
-          <w:szCs w:val="21"/>
-          <w:lang w:val="en-US" w:eastAsia="zh-CN" w:bidi="ar-SA"/>
-        </w:rPr>
-        <w:t>本文是根据</w:t>
-      </w:r>
-      <w:r>
-        <w:rPr>
-          <w:rFonts w:hint="eastAsia" w:asciiTheme="minorEastAsia" w:hAnsiTheme="minorEastAsia" w:cstheme="minorBidi"/>
-          <w:kern w:val="2"/>
-          <w:sz w:val="21"/>
-          <w:szCs w:val="21"/>
-          <w:lang w:val="en-US" w:eastAsia="zh-CN" w:bidi="ar-SA"/>
-        </w:rPr>
         <w:t>东方直心同志编著的《毛泽东大传》（2021年终极版）第六卷，第2081页记载内容编辑而成。标题为编者所加。</w:t>
       </w:r>
     </w:p>
@@ -705,15 +699,25 @@
       </w:pPr>
       <w:r>
         <w:rPr>
+          <w:rStyle w:val="FootnoteReference"/>
+        </w:rPr>
+        <w:t>[1]</w:t>
+      </w:r>
+      <w:r>
+        <w:rPr>
           <w:rFonts w:asciiTheme="minorEastAsia" w:hAnsiTheme="minorEastAsia" w:eastAsiaTheme="minorEastAsia" w:cstheme="minorBidi"/>
           <w:kern w:val="2"/>
           <w:sz w:val="21"/>
           <w:szCs w:val="21"/>
           <w:lang w:val="en-US" w:eastAsia="zh-CN" w:bidi="ar-SA"/>
         </w:rPr>
-        <w:footnoteRef/>
-      </w:r>
-      <w:r>
+        <w:t xml:space="preserve">李讷（1940—），毛泽东与江青之女。1940年生于延安，当时在北京读书。</w:t>
+      </w:r>
+    </w:p>
+  </w:footnote>
+  <w:footnote w:id="5">
+    <w:p>
+      <w:pPr>
         <w:rPr>
           <w:rFonts w:asciiTheme="minorEastAsia" w:hAnsiTheme="minorEastAsia" w:eastAsiaTheme="minorEastAsia" w:cstheme="minorBidi"/>
           <w:kern w:val="2"/>
@@ -721,13 +725,14 @@
           <w:szCs w:val="21"/>
           <w:lang w:val="en-US" w:eastAsia="zh-CN" w:bidi="ar-SA"/>
         </w:rPr>
-        <w:t xml:space="preserve">李讷（1940—），毛泽东与江青之女。1940年生于延安，当时在北京读书。</w:t>
-      </w:r>
-    </w:p>
-  </w:footnote>
-  <w:footnote w:id="5">
-    <w:p>
-      <w:pPr>
+      </w:pPr>
+      <w:r>
+        <w:rPr>
+          <w:rStyle w:val="FootnoteReference"/>
+        </w:rPr>
+        <w:t>[3]</w:t>
+      </w:r>
+      <w:r>
         <w:rPr>
           <w:rFonts w:asciiTheme="minorEastAsia" w:hAnsiTheme="minorEastAsia" w:eastAsiaTheme="minorEastAsia" w:cstheme="minorBidi"/>
           <w:kern w:val="2"/>
@@ -735,8 +740,13 @@
           <w:szCs w:val="21"/>
           <w:lang w:val="en-US" w:eastAsia="zh-CN" w:bidi="ar-SA"/>
         </w:rPr>
-      </w:pPr>
-      <w:r>
+        <w:t xml:space="preserve">翟作军，毛泽东的警卫员（卫士），曾在毛泽东身边工作。</w:t>
+      </w:r>
+    </w:p>
+  </w:footnote>
+  <w:footnote w:id="6">
+    <w:p>
+      <w:pPr>
         <w:rPr>
           <w:rFonts w:asciiTheme="minorEastAsia" w:hAnsiTheme="minorEastAsia" w:eastAsiaTheme="minorEastAsia" w:cstheme="minorBidi"/>
           <w:kern w:val="2"/>
@@ -744,7 +754,12 @@
           <w:szCs w:val="21"/>
           <w:lang w:val="en-US" w:eastAsia="zh-CN" w:bidi="ar-SA"/>
         </w:rPr>
-        <w:footnoteRef/>
+      </w:pPr>
+      <w:r>
+        <w:rPr>
+          <w:rStyle w:val="FootnoteReference"/>
+        </w:rPr>
+        <w:t>[4]</w:t>
       </w:r>
       <w:r>
         <w:rPr>
@@ -754,11 +769,11 @@
           <w:szCs w:val="21"/>
           <w:lang w:val="en-US" w:eastAsia="zh-CN" w:bidi="ar-SA"/>
         </w:rPr>
-        <w:t xml:space="preserve">翟作军，毛泽东的警卫员（卫士），曾在毛泽东身边工作。</w:t>
+        <w:t xml:space="preserve">江青（1914—1991），山东诸城人，原名李云鹤，艺名蓝苹。1938年与毛泽东结婚。时任中共中央宣传部文艺处副处长。</w:t>
       </w:r>
     </w:p>
   </w:footnote>
-  <w:footnote w:id="6">
+  <w:footnote w:id="7">
     <w:p>
       <w:pPr>
         <w:rPr>
@@ -771,15 +786,25 @@
       </w:pPr>
       <w:r>
         <w:rPr>
+          <w:rStyle w:val="FootnoteReference"/>
+        </w:rPr>
+        <w:t>[5]</w:t>
+      </w:r>
+      <w:r>
+        <w:rPr>
           <w:rFonts w:asciiTheme="minorEastAsia" w:hAnsiTheme="minorEastAsia" w:eastAsiaTheme="minorEastAsia" w:cstheme="minorBidi"/>
           <w:kern w:val="2"/>
           <w:sz w:val="21"/>
           <w:szCs w:val="21"/>
           <w:lang w:val="en-US" w:eastAsia="zh-CN" w:bidi="ar-SA"/>
         </w:rPr>
-        <w:footnoteRef/>
-      </w:r>
-      <w:r>
+        <w:t xml:space="preserve">毛远新（1941—），毛泽东之弟毛泽民与朱旦华之子。毛泽民1943年在新疆被军阀盛世才杀害后，毛远新由母亲抚养。1951年回到北京。</w:t>
+      </w:r>
+    </w:p>
+  </w:footnote>
+  <w:footnote w:id="8">
+    <w:p>
+      <w:pPr>
         <w:rPr>
           <w:rFonts w:asciiTheme="minorEastAsia" w:hAnsiTheme="minorEastAsia" w:eastAsiaTheme="minorEastAsia" w:cstheme="minorBidi"/>
           <w:kern w:val="2"/>
@@ -787,63 +812,12 @@
           <w:szCs w:val="21"/>
           <w:lang w:val="en-US" w:eastAsia="zh-CN" w:bidi="ar-SA"/>
         </w:rPr>
-        <w:t xml:space="preserve">江青（1914—1991），山东诸城人，原名李云鹤，艺名蓝苹。1938年与毛泽东结婚。时任中共中央宣传部文艺处副处长。</w:t>
-      </w:r>
-    </w:p>
-  </w:footnote>
-  <w:footnote w:id="7">
-    <w:p>
-      <w:pPr>
-        <w:rPr>
-          <w:rFonts w:asciiTheme="minorEastAsia" w:hAnsiTheme="minorEastAsia" w:eastAsiaTheme="minorEastAsia" w:cstheme="minorBidi"/>
-          <w:kern w:val="2"/>
-          <w:sz w:val="21"/>
-          <w:szCs w:val="21"/>
-          <w:lang w:val="en-US" w:eastAsia="zh-CN" w:bidi="ar-SA"/>
-        </w:rPr>
       </w:pPr>
       <w:r>
         <w:rPr>
-          <w:rFonts w:asciiTheme="minorEastAsia" w:hAnsiTheme="minorEastAsia" w:eastAsiaTheme="minorEastAsia" w:cstheme="minorBidi"/>
-          <w:kern w:val="2"/>
-          <w:sz w:val="21"/>
-          <w:szCs w:val="21"/>
-          <w:lang w:val="en-US" w:eastAsia="zh-CN" w:bidi="ar-SA"/>
-        </w:rPr>
-        <w:footnoteRef/>
-      </w:r>
-      <w:r>
-        <w:rPr>
-          <w:rFonts w:asciiTheme="minorEastAsia" w:hAnsiTheme="minorEastAsia" w:eastAsiaTheme="minorEastAsia" w:cstheme="minorBidi"/>
-          <w:kern w:val="2"/>
-          <w:sz w:val="21"/>
-          <w:szCs w:val="21"/>
-          <w:lang w:val="en-US" w:eastAsia="zh-CN" w:bidi="ar-SA"/>
-        </w:rPr>
-        <w:t xml:space="preserve">毛远新（1941—），毛泽东之弟毛泽民与朱旦华之子。毛泽民1943年在新疆被军阀盛世才杀害后，毛远新由母亲抚养。1951年回到北京。</w:t>
-      </w:r>
-    </w:p>
-  </w:footnote>
-  <w:footnote w:id="8">
-    <w:p>
-      <w:pPr>
-        <w:rPr>
-          <w:rFonts w:asciiTheme="minorEastAsia" w:hAnsiTheme="minorEastAsia" w:eastAsiaTheme="minorEastAsia" w:cstheme="minorBidi"/>
-          <w:kern w:val="2"/>
-          <w:sz w:val="21"/>
-          <w:szCs w:val="21"/>
-          <w:lang w:val="en-US" w:eastAsia="zh-CN" w:bidi="ar-SA"/>
-        </w:rPr>
-      </w:pPr>
-      <w:r>
-        <w:rPr>
-          <w:rFonts w:asciiTheme="minorEastAsia" w:hAnsiTheme="minorEastAsia" w:eastAsiaTheme="minorEastAsia" w:cstheme="minorBidi"/>
-          <w:kern w:val="2"/>
-          <w:sz w:val="21"/>
-          <w:szCs w:val="21"/>
-          <w:lang w:val="en-US" w:eastAsia="zh-CN" w:bidi="ar-SA"/>
-        </w:rPr>
-        <w:footnoteRef/>
+          <w:rStyle w:val="FootnoteReference"/>
+        </w:rPr>
+        <w:t>[6]</w:t>
       </w:r>
       <w:r>
         <w:rPr>
